--- a/CHAPTER 1_Kavach-X.docx
+++ b/CHAPTER 1_Kavach-X.docx
@@ -574,6 +574,16 @@
         <w:spacing w:before="0" w:beforeAutospacing="0" w:after="120" w:afterAutospacing="0" w:line="360" w:lineRule="auto"/>
         <w:jc w:val="both"/>
       </w:pPr>
+      <w:r>
+        <w:rPr>
+          <w:b/>
+          <w:bCs/>
+          <w:sz w:val="28"/>
+          <w:szCs w:val="28"/>
+          <w:lang w:val="en-US"/>
+        </w:rPr>
+        <w:t xml:space="preserve">1.4 </w:t>
+      </w:r>
       <w:r>
         <w:rPr>
           <w:b/>
@@ -842,7 +852,7 @@
             <w:lang w:eastAsia="en-IN"/>
           </w:rPr>
           <w:pict>
-            <v:shape id="Freeform: Shape 4" o:spid="_x0000_s4097" style="position:absolute;margin-left:810.3pt;margin-top:771pt;width:450.75pt;height:5.3pt;rotation:180;z-index:-251655168;visibility:visible;mso-wrap-distance-left:0;mso-wrap-distance-right:0;mso-position-horizontal:right;mso-position-horizontal-relative:margin;mso-position-vertical-relative:page;mso-width-relative:margin;mso-height-relative:margin;v-text-anchor:middle" coordsize="10073,76" o:spt="100" o:gfxdata="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" adj="0,,0" path="m10073,64l,64,,76r10073,l10073,64xm10073,l,,,51r10073,l10073,xe" fillcolor="#500000" stroked="f">
+            <v:shape id="Freeform: Shape 4" o:spid="_x0000_s4097" style="position:absolute;margin-left:1221.05pt;margin-top:771pt;width:450.75pt;height:5.3pt;rotation:180;z-index:-251655168;visibility:visible;mso-wrap-distance-left:0;mso-wrap-distance-right:0;mso-position-horizontal:right;mso-position-horizontal-relative:margin;mso-position-vertical-relative:page;mso-width-relative:margin;mso-height-relative:margin;v-text-anchor:middle" coordsize="10073,76" o:spt="100" o:gfxdata="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" adj="0,,0" path="m10073,64l,64,,76r10073,l10073,64xm10073,l,,,51r10073,l10073,xe" fillcolor="#500000" stroked="f">
               <v:stroke joinstyle="round"/>
               <v:formulas/>
               <v:path arrowok="t" o:extrusionok="f" o:connecttype="segments"/>
@@ -919,7 +929,7 @@
             <w:sz w:val="20"/>
             <w:szCs w:val="20"/>
           </w:rPr>
-          <w:t>4</w:t>
+          <w:t>3</w:t>
         </w:r>
         <w:r>
           <w:rPr>
@@ -1034,7 +1044,7 @@
         <w:lang w:eastAsia="en-IN"/>
       </w:rPr>
       <w:pict>
-        <v:shape id="Freeform: Shape 91" o:spid="_x0000_s4098" style="position:absolute;margin-left:810.3pt;margin-top:54pt;width:450.75pt;height:4.5pt;z-index:-251657216;visibility:visible;mso-wrap-distance-left:0;mso-wrap-distance-right:0;mso-position-horizontal:right;mso-position-horizontal-relative:margin;mso-position-vertical-relative:page;mso-width-relative:margin;mso-height-relative:margin;v-text-anchor:middle" coordsize="10073,76" o:spt="100" o:gfxdata="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" adj="0,,0" path="m10073,64l,64,,76r10073,l10073,64xm10073,l,,,51r10073,l10073,xe" fillcolor="#500000" stroked="f">
+        <v:shape id="Freeform: Shape 91" o:spid="_x0000_s4098" style="position:absolute;margin-left:1221.05pt;margin-top:54pt;width:450.75pt;height:4.5pt;z-index:-251657216;visibility:visible;mso-wrap-distance-left:0;mso-wrap-distance-right:0;mso-position-horizontal:right;mso-position-horizontal-relative:margin;mso-position-vertical-relative:page;mso-width-relative:margin;mso-height-relative:margin;v-text-anchor:middle" coordsize="10073,76" o:spt="100" o:gfxdata="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" adj="0,,0" path="m10073,64l,64,,76r10073,l10073,64xm10073,l,,,51r10073,l10073,xe" fillcolor="#500000" stroked="f">
           <v:stroke joinstyle="round"/>
           <v:formulas/>
           <v:path arrowok="t" o:extrusionok="f" o:connecttype="segments"/>
@@ -2982,7 +2992,7 @@
   <a:extraClrSchemeLst/>
   <a:extLst>
     <a:ext uri="{05A4C25C-085E-4340-85A3-A5531E510DB2}">
-      <thm15:themeFamily xmlns:thm15="http://schemas.microsoft.com/office/thememl/2012/main" xmlns="" name="Office Theme" id="{62F939B6-93AF-4DB8-9C6B-D6C7DFDC589F}" vid="{4A3C46E8-61CC-4603-A589-7422A47A8E4A}"/>
+      <thm15:themeFamily xmlns="" xmlns:thm15="http://schemas.microsoft.com/office/thememl/2012/main" name="Office Theme" id="{62F939B6-93AF-4DB8-9C6B-D6C7DFDC589F}" vid="{4A3C46E8-61CC-4603-A589-7422A47A8E4A}"/>
     </a:ext>
   </a:extLst>
 </a:theme>
